--- a/src/main/resources/templates/Hyndai/thu-bao-lanh-hyndai.docx
+++ b/src/main/resources/templates/Hyndai/thu-bao-lanh-hyndai.docx
@@ -85,7 +85,6 @@
           <w:szCs w:val="24"/>
         </w:rPr>
       </w:pPr>
-      <w:proofErr w:type="gramStart"/>
       <w:r>
         <w:rPr>
           <w:rFonts w:ascii="Times New Roman" w:eastAsia="Times New Roman" w:hAnsi="Times New Roman"/>
@@ -108,16 +107,7 @@
           <w:b/>
           <w:color w:val="0000CC"/>
         </w:rPr>
-        <w:t>{{</w:t>
-      </w:r>
-      <w:proofErr w:type="gramEnd"/>
-      <w:r>
-        <w:rPr>
-          <w:rFonts w:ascii="Times New Roman" w:hAnsi="Times New Roman"/>
-          <w:b/>
-          <w:color w:val="0000CC"/>
-        </w:rPr>
-        <w:t>GUARANTEE_NUMBER}}</w:t>
+        <w:t xml:space="preserve">       /TBL-BIDV.ĐT</w:t>
       </w:r>
     </w:p>
     <w:p>

--- a/src/main/resources/templates/Hyndai/thu-bao-lanh-hyndai.docx
+++ b/src/main/resources/templates/Hyndai/thu-bao-lanh-hyndai.docx
@@ -5,14 +5,11 @@
     <w:p>
       <w:pPr>
         <w:keepNext/>
-        <w:spacing w:after="0" w:line="240" w:lineRule="auto"/>
         <w:jc w:val="right"/>
         <w:outlineLvl w:val="0"/>
         <w:rPr>
-          <w:rFonts w:ascii="Times New Roman" w:eastAsia="Times New Roman" w:hAnsi="Times New Roman"/>
-          <w:b/>
-          <w:sz w:val="24"/>
-          <w:szCs w:val="24"/>
+          <w:rFonts w:ascii="Times New Roman" w:hAnsi="Times New Roman"/>
+          <w:i/>
         </w:rPr>
       </w:pPr>
       <w:r>
@@ -29,8 +26,25 @@
         <w:rPr>
           <w:rFonts w:ascii="Times New Roman" w:hAnsi="Times New Roman"/>
           <w:i/>
-        </w:rPr>
-        <w:t>{{GUARANTEE_DATE_TITLE}}</w:t>
+          <w:color w:val="0070C0"/>
+        </w:rPr>
+        <w:t>{{</w:t>
+      </w:r>
+      <w:r>
+        <w:rPr>
+          <w:rFonts w:ascii="Times New Roman" w:hAnsi="Times New Roman"/>
+          <w:i/>
+          <w:color w:val="0070C0"/>
+        </w:rPr>
+        <w:t>CURRENT_DATE_TITLE</w:t>
+      </w:r>
+      <w:r>
+        <w:rPr>
+          <w:rFonts w:ascii="Times New Roman" w:hAnsi="Times New Roman"/>
+          <w:i/>
+          <w:color w:val="0070C0"/>
+        </w:rPr>
+        <w:t>}}</w:t>
       </w:r>
     </w:p>
     <w:p>
@@ -6135,13 +6149,39 @@
       <w:r>
         <w:rPr>
           <w:rFonts w:ascii="Times New Roman" w:hAnsi="Times New Roman"/>
-          <w:b/>
+          <w:color w:val="0F4761" w:themeColor="accent1" w:themeShade="BF"/>
+          <w:sz w:val="26"/>
+          <w:szCs w:val="26"/>
+        </w:rPr>
+        <w:t>{{</w:t>
+      </w:r>
+      <w:r>
+        <w:rPr>
+          <w:rFonts w:ascii="Times New Roman" w:eastAsia="Times New Roman" w:hAnsi="Times New Roman"/>
+          <w:color w:val="0F4761" w:themeColor="accent1" w:themeShade="BF"/>
+          <w:sz w:val="26"/>
+          <w:szCs w:val="26"/>
+        </w:rPr>
+        <w:t>guaranteeTermDays</w:t>
+      </w:r>
+      <w:r>
+        <w:rPr>
+          <w:rFonts w:ascii="Times New Roman" w:hAnsi="Times New Roman"/>
+          <w:color w:val="0F4761" w:themeColor="accent1" w:themeShade="BF"/>
+          <w:sz w:val="26"/>
+          <w:szCs w:val="26"/>
+        </w:rPr>
+        <w:t>}}</w:t>
+      </w:r>
+      <w:r>
+        <w:rPr>
+          <w:rFonts w:ascii="Times New Roman" w:hAnsi="Times New Roman"/>
           <w:color w:val="FF0000"/>
           <w:sz w:val="24"/>
           <w:szCs w:val="24"/>
           <w:lang w:val="nl-NL"/>
         </w:rPr>
-        <w:t>61</w:t>
+        <w:t xml:space="preserve"> </w:t>
       </w:r>
       <w:r>
         <w:rPr>
@@ -6151,7 +6191,7 @@
           <w:szCs w:val="24"/>
           <w:lang w:val="nl-NL"/>
         </w:rPr>
-        <w:t xml:space="preserve"> </w:t>
+        <w:t>kể</w:t>
       </w:r>
       <w:r>
         <w:rPr>
@@ -6161,7 +6201,7 @@
           <w:szCs w:val="24"/>
           <w:lang w:val="nl-NL"/>
         </w:rPr>
-        <w:t xml:space="preserve">kể từ </w:t>
+        <w:t xml:space="preserve"> từ </w:t>
       </w:r>
       <w:r>
         <w:rPr>
@@ -6206,6 +6246,7 @@
           <w:szCs w:val="24"/>
           <w:lang w:val="nl-NL"/>
         </w:rPr>
+        <w:lastRenderedPageBreak/>
         <w:t xml:space="preserve">Sau thời hạn hiệu lực, từng phần Bảo lãnh này sẽ không còn hiệu lực, cho dù đã được </w:t>
       </w:r>
       <w:r>
@@ -6264,7 +6305,6 @@
           <w:szCs w:val="24"/>
           <w:lang w:val="nl-NL"/>
         </w:rPr>
-        <w:lastRenderedPageBreak/>
         <w:t>9.</w:t>
       </w:r>
       <w:r>
@@ -11129,6 +11169,34 @@
       <w:u w:val="single"/>
     </w:rPr>
   </w:style>
+  <w:style w:type="paragraph" w:styleId="HTMLPreformatted">
+    <w:name w:val="HTML Preformatted"/>
+    <w:basedOn w:val="Normal"/>
+    <w:link w:val="HTMLPreformattedChar"/>
+    <w:uiPriority w:val="99"/>
+    <w:semiHidden/>
+    <w:unhideWhenUsed/>
+    <w:rsid w:val="00E15817"/>
+    <w:pPr>
+      <w:spacing w:after="0" w:line="240" w:lineRule="auto"/>
+    </w:pPr>
+    <w:rPr>
+      <w:rFonts w:ascii="Consolas" w:hAnsi="Consolas"/>
+      <w:sz w:val="20"/>
+      <w:szCs w:val="20"/>
+    </w:rPr>
+  </w:style>
+  <w:style w:type="character" w:customStyle="1" w:styleId="HTMLPreformattedChar">
+    <w:name w:val="HTML Preformatted Char"/>
+    <w:basedOn w:val="DefaultParagraphFont"/>
+    <w:link w:val="HTMLPreformatted"/>
+    <w:uiPriority w:val="99"/>
+    <w:semiHidden/>
+    <w:rsid w:val="00E15817"/>
+    <w:rPr>
+      <w:rFonts w:ascii="Consolas" w:hAnsi="Consolas"/>
+    </w:rPr>
+  </w:style>
 </w:styles>
 </file>
 
